--- a/brain/BusinessArtifacts/biz_arch_investor_v2.docx
+++ b/brain/BusinessArtifacts/biz_arch_investor_v2.docx
@@ -529,6 +529,110 @@
       </w:r>
     </w:p>
     <w:p>
+      <w:pPr>
+        <w:pStyle w:val="Heading2"/>
+      </w:pPr>
+      <w:r>
+        <w:t>Features</w:t>
+      </w:r>
+    </w:p>
+    <w:p>
+      <w:pPr>
+        <w:pStyle w:val="ListBullet"/>
+      </w:pPr>
+      <w:r>
+        <w:t>DC-01: Shared Chat Session -- Multiple humans in one conversation with AI assistance</w:t>
+      </w:r>
+    </w:p>
+    <w:p>
+      <w:pPr>
+        <w:pStyle w:val="ListBullet"/>
+      </w:pPr>
+      <w:r>
+        <w:t>DC-02: Invite System -- User sends invite link to friends, family, caregivers. No account required.</w:t>
+      </w:r>
+    </w:p>
+    <w:p>
+      <w:pPr>
+        <w:pStyle w:val="ListBullet"/>
+      </w:pPr>
+      <w:r>
+        <w:t>DC-03: Multi-Model AI -- Multiple AI models participate in the same session (Claude, GPT, etc.), each with access to all tools</w:t>
+      </w:r>
+    </w:p>
+    <w:p>
+      <w:pPr>
+        <w:pStyle w:val="ListBullet"/>
+      </w:pPr>
+      <w:r>
+        <w:t>DC-04: Shared Tool Access -- All participants (human and AI) can trigger provider search, clinical trials, specialty identification, provider detail</w:t>
+      </w:r>
+    </w:p>
+    <w:p>
+      <w:pPr>
+        <w:pStyle w:val="ListBullet"/>
+      </w:pPr>
+      <w:r>
+        <w:t>DC-05: Healthcare Guardrails -- Conversations constrained to healthcare navigation. Same safety filter, emergency detection, scope rules.</w:t>
+      </w:r>
+    </w:p>
+    <w:p>
+      <w:pPr>
+        <w:pStyle w:val="ListBullet"/>
+      </w:pPr>
+      <w:r>
+        <w:t>DC-06: Session Transcript -- Exportable transcript for sharing with doctors, care teams</w:t>
+      </w:r>
+    </w:p>
+    <w:p>
+      <w:pPr>
+        <w:pStyle w:val="ListBullet"/>
+      </w:pPr>
+      <w:r>
+        <w:t>DC-07: Consent per Participant -- Each participant manages their own consent tier independently</w:t>
+      </w:r>
+    </w:p>
+    <w:p>
+      <w:pPr>
+        <w:pStyle w:val="ListBullet"/>
+      </w:pPr>
+      <w:r>
+        <w:t>DC-08: Participant Roles -- Session creator (host), invited participant (peer). No admin/enterprise roles.</w:t>
+      </w:r>
+    </w:p>
+    <w:p>
+      <w:pPr>
+        <w:pStyle w:val="ListBullet"/>
+      </w:pPr>
+      <w:r>
+        <w:t>DC-09: Real-Time Collaboration -- All participants see messages and AI responses live</w:t>
+      </w:r>
+    </w:p>
+    <w:p>
+      <w:pPr>
+        <w:pStyle w:val="ListBullet"/>
+      </w:pPr>
+      <w:r>
+        <w:t>DC-10: Session Persistence -- Sessions survive disconnects, resumable by invite link</w:t>
+      </w:r>
+    </w:p>
+    <w:p>
+      <w:pPr>
+        <w:pStyle w:val="ListBullet"/>
+      </w:pPr>
+      <w:r>
+        <w:t>DC-14: Shared Research Bot -- Any participant or component can dispatch a research bot to gather information. Shared object across all three components and pipelines. Bot runs autonomously, returns findings to the session. Dispatched by consensus or individual request. All bot work incurs a fee.</w:t>
+      </w:r>
+    </w:p>
+    <w:p>
+      <w:pPr>
+        <w:pStyle w:val="ListBullet"/>
+      </w:pPr>
+      <w:r>
+        <w:t>DC-15: Licensed Provider Detection and Compliance Disclosure -- If a participant identifies as or is detected as a licensed healthcare provider, the system triggers automatic compliance disclosure: (1) ChatHealthy.ai is not subject to HIPAA, (2) This session does not create a provider-patient relationship, (3) Security standards disclosed (HITRUST/DOD/SOC2). All participants must acknowledge before session continues. Consent re-confirmed.</w:t>
+      </w:r>
+    </w:p>
+    <w:p>
       <w:r>
         <w:rPr>
           <w:b/>
@@ -684,6 +788,84 @@
       </w:pPr>
       <w:r>
         <w:t>Competitive Moat</w:t>
+      </w:r>
+    </w:p>
+    <w:p>
+      <w:r>
+        <w:rPr>
+          <w:b/>
+        </w:rPr>
+        <w:t>Regulatory Willingness</w:t>
+      </w:r>
+    </w:p>
+    <w:p>
+      <w:r>
+        <w:t xml:space="preserve">  AI vendors avoid FDA classification and HIPAA compliance. They need someone else to own the healthcare room.</w:t>
+      </w:r>
+    </w:p>
+    <w:p>
+      <w:r>
+        <w:rPr>
+          <w:b/>
+        </w:rPr>
+        <w:t>Governance Framework</w:t>
+      </w:r>
+    </w:p>
+    <w:p>
+      <w:r>
+        <w:t xml:space="preserve">  Multi-AI safety, consent, floor control, moderation. Nobody else has this.</w:t>
+      </w:r>
+    </w:p>
+    <w:p>
+      <w:r>
+        <w:rPr>
+          <w:b/>
+        </w:rPr>
+        <w:t>Data + Network</w:t>
+      </w:r>
+    </w:p>
+    <w:p>
+      <w:r>
+        <w:t xml:space="preserve">  Provider, trial, and quality signals compound over time. Takes years to build.</w:t>
+      </w:r>
+    </w:p>
+    <w:p>
+      <w:r>
+        <w:rPr>
+          <w:b/>
+        </w:rPr>
+        <w:t>Consumer Trust</w:t>
+      </w:r>
+    </w:p>
+    <w:p>
+      <w:r>
+        <w:t xml:space="preserve">  Years to build, seconds to lose. Trust is the ultimate barrier.</w:t>
+      </w:r>
+    </w:p>
+    <w:p>
+      <w:r>
+        <w:rPr>
+          <w:b/>
+        </w:rPr>
+        <w:t>Patent</w:t>
+      </w:r>
+    </w:p>
+    <w:p>
+      <w:r>
+        <w:t xml:space="preserve">  LLM-based synthesis of provider quality signals. Method patent pending.</w:t>
+      </w:r>
+    </w:p>
+    <w:p>
+      <w:r>
+        <w:rPr>
+          <w:b/>
+        </w:rPr>
+        <w:t>IP Protection &amp; Trade Secrets</w:t>
+      </w:r>
+    </w:p>
+    <w:p>
+      <w:r>
+        <w:t xml:space="preserve">  Proprietary algorithms, data processing methods, and governance frameworks.</w:t>
       </w:r>
     </w:p>
     <w:p/>
